--- a/weibull-clinical-dropout/manuscripts/weibull_6domain_integrated_JA.docx
+++ b/weibull-clinical-dropout/manuscripts/weibull_6domain_integrated_JA.docx
@@ -386,7 +386,7 @@
           </w:tcPr>
           <w:p>
             <w:r>
-              <w:t>0.856 (0.683-0.958)</w:t>
+              <w:t>0.857 (0.683-0.958)</w:t>
             </w:r>
           </w:p>
         </w:tc>
